--- a/orcid_role_identifier/docs/ORCID-Questions-for-Marketing.docx
+++ b/orcid_role_identifier/docs/ORCID-Questions-for-Marketing.docx
@@ -688,7 +688,7 @@
                 <w:color w:val="464B52"/>
                 <w:sz w:val="17"/>
               </w:rPr>
-              <w:t>Are statisticians researchers?</w:t>
+              <w:t>Does the word "research" in a title decide the audience?</w:t>
             </w:r>
           </w:p>
         </w:tc>
@@ -707,7 +707,7 @@
                 <w:color w:val="464B52"/>
                 <w:sz w:val="17"/>
               </w:rPr>
-              <w:t>7,094 records</w:t>
+              <w:t>~55,000 records</w:t>
             </w:r>
           </w:p>
         </w:tc>
@@ -726,7 +726,16 @@
                 <w:color w:val="464B52"/>
                 <w:sz w:val="17"/>
               </w:rPr>
-              <w:t>No — NEW</w:t>
+              <w:t xml:space="preserve">No — </w:t>
+            </w:r>
+            <w:r>
+              <w:rPr>
+                <w:rFonts w:ascii="Calibri" w:hAnsi="Calibri"/>
+                <w:b/>
+                <w:color w:val="464B52"/>
+                <w:sz w:val="17"/>
+              </w:rPr>
+              <w:t>NEW</w:t>
             </w:r>
           </w:p>
         </w:tc>
@@ -741,11 +750,11 @@
             <w:r>
               <w:rPr>
                 <w:rFonts w:ascii="Calibri" w:hAnsi="Calibri"/>
-                <w:b w:val="0"/>
+                <w:b/>
                 <w:color w:val="464B52"/>
                 <w:sz w:val="17"/>
               </w:rPr>
-              <w:t>Medium</w:t>
+              <w:t>High</w:t>
             </w:r>
           </w:p>
         </w:tc>
@@ -4497,7 +4506,7 @@
           <w:color w:val="1C1F23"/>
           <w:sz w:val="32"/>
         </w:rPr>
-        <w:t>4.  NEW — Are statisticians researchers?</w:t>
+        <w:t>4.  NEW — Does the word "research" in a job title decide the audience?</w:t>
       </w:r>
     </w:p>
     <w:p>
@@ -4507,22 +4516,12 @@
       <w:r>
         <w:rPr>
           <w:rFonts w:ascii="Calibri" w:hAnsi="Calibri"/>
-          <w:b/>
-          <w:i w:val="0"/>
-          <w:color w:val="464B52"/>
-          <w:sz w:val="21"/>
-        </w:rPr>
-        <w:t>7,094 records.</w:t>
-      </w:r>
-      <w:r>
-        <w:rPr>
-          <w:rFonts w:ascii="Calibri" w:hAnsi="Calibri"/>
           <w:b w:val="0"/>
           <w:i w:val="0"/>
           <w:color w:val="464B52"/>
           <w:sz w:val="21"/>
         </w:rPr>
-        <w:t xml:space="preserve"> Today `statistician` sits in a group that feeds no audience at all. But `biostatistician` (7,723 records) and `bioinformatician` (9,626) were both put in the Researcher group by hand.</w:t>
+        <w:t>This started as one question about statisticians. Running a check against the role library on 29 October showed it is a pattern, not a one-off, and the same answer settles all of it.</w:t>
       </w:r>
     </w:p>
     <w:tbl>
@@ -4559,7 +4558,7 @@
                 <w:color w:val="1F6F6A"/>
                 <w:sz w:val="19"/>
               </w:rPr>
-              <w:t>THE INCONSISTENCY, PLAINLY</w:t>
+              <w:t>THE PATTERN, IN ONE PLACE</w:t>
             </w:r>
           </w:p>
           <w:p>
@@ -4573,7 +4572,7 @@
                 <w:color w:val="1C1F23"/>
                 <w:sz w:val="19"/>
               </w:rPr>
-              <w:t>biostatistician    7,723 records  -&gt;  Researcher audience</w:t>
+              <w:t>biostatistician        7,723  -&gt;  Researcher audience</w:t>
             </w:r>
           </w:p>
           <w:p>
@@ -4587,7 +4586,7 @@
                 <w:color w:val="1C1F23"/>
                 <w:sz w:val="19"/>
               </w:rPr>
-              <w:t>bioinformatician   9,626 records  -&gt;  Researcher audience</w:t>
+              <w:t>research statistician    299  -&gt;  Researcher audience</w:t>
             </w:r>
           </w:p>
           <w:p>
@@ -4601,7 +4600,7 @@
                 <w:color w:val="1C1F23"/>
                 <w:sz w:val="19"/>
               </w:rPr>
-              <w:t>statistician       7,094 records  -&gt;  no audience at all</w:t>
+              <w:t>research economist     1,125  -&gt;  Researcher audience</w:t>
             </w:r>
           </w:p>
           <w:p>
@@ -4615,66 +4614,40 @@
             </w:pPr>
             <w:r>
               <w:rPr>
-                <w:rFonts w:ascii="Calibri" w:hAnsi="Calibri"/>
+                <w:rFonts w:ascii="Consolas" w:hAnsi="Consolas"/>
                 <w:b w:val="0"/>
-                <w:color w:val="464B52"/>
-                <w:sz w:val="20"/>
-              </w:rPr>
-              <w:t xml:space="preserve">The only difference between the first and the third is the prefix </w:t>
-            </w:r>
-            <w:r>
-              <w:rPr>
-                <w:rFonts w:ascii="Calibri" w:hAnsi="Calibri"/>
-                <w:b/>
-                <w:color w:val="464B52"/>
-                <w:sz w:val="20"/>
-              </w:rPr>
-              <w:t>bio</w:t>
-            </w:r>
-            <w:r>
-              <w:rPr>
-                <w:rFonts w:ascii="Calibri" w:hAnsi="Calibri"/>
+                <w:color w:val="1C1F23"/>
+                <w:sz w:val="19"/>
+              </w:rPr>
+              <w:t>statistician           7,094  -&gt;  no audience at all</w:t>
+            </w:r>
+          </w:p>
+          <w:p>
+            <w:pPr>
+              <w:spacing w:after="40"/>
+            </w:pPr>
+            <w:r>
+              <w:rPr>
+                <w:rFonts w:ascii="Consolas" w:hAnsi="Consolas"/>
                 <w:b w:val="0"/>
-                <w:color w:val="464B52"/>
-                <w:sz w:val="20"/>
-              </w:rPr>
-              <w:t xml:space="preserve">, which tells you the </w:t>
-            </w:r>
-            <w:r>
-              <w:rPr>
-                <w:rFonts w:ascii="Calibri" w:hAnsi="Calibri"/>
-                <w:b/>
-                <w:color w:val="464B52"/>
-                <w:sz w:val="20"/>
-              </w:rPr>
-              <w:t>subject</w:t>
-            </w:r>
-            <w:r>
-              <w:rPr>
-                <w:rFonts w:ascii="Calibri" w:hAnsi="Calibri"/>
+                <w:color w:val="1C1F23"/>
+                <w:sz w:val="19"/>
+              </w:rPr>
+              <w:t>medical statistician     969  -&gt;  no audience at all</w:t>
+            </w:r>
+          </w:p>
+          <w:p>
+            <w:pPr>
+              <w:spacing w:after="40"/>
+            </w:pPr>
+            <w:r>
+              <w:rPr>
+                <w:rFonts w:ascii="Consolas" w:hAnsi="Consolas"/>
                 <w:b w:val="0"/>
-                <w:color w:val="464B52"/>
-                <w:sz w:val="20"/>
-              </w:rPr>
-              <w:t xml:space="preserve">, not the </w:t>
-            </w:r>
-            <w:r>
-              <w:rPr>
-                <w:rFonts w:ascii="Calibri" w:hAnsi="Calibri"/>
-                <w:b/>
-                <w:color w:val="464B52"/>
-                <w:sz w:val="20"/>
-              </w:rPr>
-              <w:t>job</w:t>
-            </w:r>
-            <w:r>
-              <w:rPr>
-                <w:rFonts w:ascii="Calibri" w:hAnsi="Calibri"/>
-                <w:b w:val="0"/>
-                <w:color w:val="464B52"/>
-                <w:sz w:val="20"/>
-              </w:rPr>
-              <w:t>.</w:t>
+                <w:color w:val="1C1F23"/>
+                <w:sz w:val="19"/>
+              </w:rPr>
+              <w:t>economist              4,406  -&gt;  no audience at all</w:t>
             </w:r>
           </w:p>
           <w:p>
@@ -4689,11 +4662,39 @@
             <w:r>
               <w:rPr>
                 <w:rFonts w:ascii="Calibri" w:hAnsi="Calibri"/>
+                <w:b/>
+                <w:color w:val="464B52"/>
+                <w:sz w:val="20"/>
+              </w:rPr>
+              <w:t>The only difference is whether the person typed the word "research".</w:t>
+            </w:r>
+            <w:r>
+              <w:rPr>
+                <w:rFonts w:ascii="Calibri" w:hAnsi="Calibri"/>
                 <w:b w:val="0"/>
                 <w:color w:val="464B52"/>
                 <w:sz w:val="20"/>
               </w:rPr>
-              <w:t>Market Intelligence's own role library classes all three the same way, as "specialist researcher", and describes a statistician as *"a specialist who designs data collection and applies statistical methods to produce reliable evidence"* — which is research work.</w:t>
+              <w:t xml:space="preserve"> Not what they do — what they typed.</w:t>
+            </w:r>
+          </w:p>
+          <w:p>
+            <w:pPr>
+              <w:spacing w:after="40"/>
+            </w:pPr>
+          </w:p>
+          <w:p>
+            <w:pPr>
+              <w:spacing w:after="40"/>
+            </w:pPr>
+            <w:r>
+              <w:rPr>
+                <w:rFonts w:ascii="Calibri" w:hAnsi="Calibri"/>
+                <w:b w:val="0"/>
+                <w:color w:val="464B52"/>
+                <w:sz w:val="20"/>
+              </w:rPr>
+              <w:t>Market Intelligence's own role library lists each pair as ONE job. It describes a statistician as *"a specialist who designs data collection and applies statistical methods to produce reliable evidence"*, which is research work either way.</w:t>
             </w:r>
           </w:p>
         </w:tc>
@@ -4703,6 +4704,31 @@
       <w:pPr>
         <w:spacing w:after="40"/>
       </w:pPr>
+    </w:p>
+    <w:p>
+      <w:pPr>
+        <w:spacing w:after="120"/>
+      </w:pPr>
+      <w:r>
+        <w:rPr>
+          <w:rFonts w:ascii="Calibri" w:hAnsi="Calibri"/>
+          <w:b/>
+          <w:i w:val="0"/>
+          <w:color w:val="464B52"/>
+          <w:sz w:val="21"/>
+        </w:rPr>
+        <w:t>20,000 records turn on this</w:t>
+      </w:r>
+      <w:r>
+        <w:rPr>
+          <w:rFonts w:ascii="Calibri" w:hAnsi="Calibri"/>
+          <w:b w:val="0"/>
+          <w:i w:val="0"/>
+          <w:color w:val="464B52"/>
+          <w:sz w:val="21"/>
+        </w:rPr>
+        <w:t>, and it is one answer, not six.</w:t>
+      </w:r>
     </w:p>
     <w:p>
       <w:pPr>
@@ -4761,7 +4787,7 @@
           <w:color w:val="464B52"/>
           <w:sz w:val="21"/>
         </w:rPr>
-        <w:t>Our working answer: leave it out</w:t>
+        <w:t>Our working answer: leave them out</w:t>
       </w:r>
       <w:r>
         <w:rPr>
@@ -4771,7 +4797,72 @@
           <w:color w:val="464B52"/>
           <w:sz w:val="21"/>
         </w:rPr>
-        <w:t>, on the grounds of that missing safety net — but the inconsistency with biostatistician is real and we would rather you settled it.</w:t>
+        <w:t>, on the grounds of that missing safety net — but the inconsistency is real, it is now six titles rather than one, and we would rather you settled it.</w:t>
+      </w:r>
+    </w:p>
+    <w:p>
+      <w:pPr>
+        <w:keepNext/>
+        <w:spacing w:before="280" w:after="80"/>
+      </w:pPr>
+      <w:r>
+        <w:rPr>
+          <w:rFonts w:ascii="Calibri" w:hAnsi="Calibri"/>
+          <w:b/>
+          <w:color w:val="1F6F6A"/>
+          <w:sz w:val="25"/>
+        </w:rPr>
+        <w:t>4a.  The biggest single case of the same pattern</w:t>
+      </w:r>
+    </w:p>
+    <w:p>
+      <w:pPr>
+        <w:spacing w:after="120"/>
+      </w:pPr>
+      <w:r>
+        <w:rPr>
+          <w:rFonts w:ascii="Calibri" w:hAnsi="Calibri"/>
+          <w:b w:val="0"/>
+          <w:i w:val="0"/>
+          <w:color w:val="464B52"/>
+          <w:sz w:val="21"/>
+        </w:rPr>
+        <w:t xml:space="preserve">`research officer` carries </w:t>
+      </w:r>
+      <w:r>
+        <w:rPr>
+          <w:rFonts w:ascii="Calibri" w:hAnsi="Calibri"/>
+          <w:b/>
+          <w:i w:val="0"/>
+          <w:color w:val="464B52"/>
+          <w:sz w:val="21"/>
+        </w:rPr>
+        <w:t>34,376 records</w:t>
+      </w:r>
+      <w:r>
+        <w:rPr>
+          <w:rFonts w:ascii="Calibri" w:hAnsi="Calibri"/>
+          <w:b w:val="0"/>
+          <w:i w:val="0"/>
+          <w:color w:val="464B52"/>
+          <w:sz w:val="21"/>
+        </w:rPr>
+        <w:t xml:space="preserve"> and sits in the group that feeds no audience. `research analyst` (5,894 records) is in the Researcher audience. The role library lists them as the same job.</w:t>
+      </w:r>
+    </w:p>
+    <w:p>
+      <w:pPr>
+        <w:spacing w:after="120"/>
+      </w:pPr>
+      <w:r>
+        <w:rPr>
+          <w:rFonts w:ascii="Calibri" w:hAnsi="Calibri"/>
+          <w:b w:val="0"/>
+          <w:i w:val="0"/>
+          <w:color w:val="464B52"/>
+          <w:sz w:val="21"/>
+        </w:rPr>
+        <w:t>This one is larger than the whole statistician family put together, and it moves in whichever direction you choose for question 4.</w:t>
       </w:r>
     </w:p>
     <w:p>
@@ -6171,6 +6262,236 @@
           <w:sz w:val="21"/>
         </w:rPr>
         <w:t xml:space="preserve"> and should be before it is made.</w:t>
+      </w:r>
+    </w:p>
+    <w:p>
+      <w:pPr>
+        <w:keepNext/>
+        <w:spacing w:before="280" w:after="80"/>
+      </w:pPr>
+      <w:r>
+        <w:rPr>
+          <w:rFonts w:ascii="Calibri" w:hAnsi="Calibri"/>
+          <w:b/>
+          <w:color w:val="1F6F6A"/>
+          <w:sz w:val="25"/>
+        </w:rPr>
+        <w:t>6.7  NEW — What the Students audience will and will not contain</w:t>
+      </w:r>
+    </w:p>
+    <w:p>
+      <w:pPr>
+        <w:spacing w:after="120"/>
+      </w:pPr>
+      <w:r>
+        <w:rPr>
+          <w:rFonts w:ascii="Calibri" w:hAnsi="Calibri"/>
+          <w:b w:val="0"/>
+          <w:i w:val="0"/>
+          <w:color w:val="464B52"/>
+          <w:sz w:val="21"/>
+        </w:rPr>
+        <w:t>The Students audience is being built now. One thing about its scope should be said before it ships, because it is not obvious and it is not a mistake.</w:t>
+      </w:r>
+    </w:p>
+    <w:tbl>
+      <w:tblPr>
+        <w:tblW w:type="auto" w:w="0"/>
+        <w:jc w:val="left"/>
+        <w:tblLook w:firstColumn="1" w:firstRow="1" w:lastColumn="0" w:lastRow="0" w:noHBand="0" w:noVBand="1" w:val="04A0"/>
+        <w:tblBorders>
+          <w:top w:val="none" w:sz="0"/>
+          <w:left w:val="none" w:sz="0"/>
+          <w:bottom w:val="none" w:sz="0"/>
+          <w:right w:val="none" w:sz="0"/>
+          <w:insideH w:val="none" w:sz="0"/>
+          <w:insideV w:val="none" w:sz="0"/>
+        </w:tblBorders>
+      </w:tblPr>
+      <w:tblGrid>
+        <w:gridCol w:w="9648"/>
+      </w:tblGrid>
+      <w:tr>
+        <w:tc>
+          <w:tcPr>
+            <w:tcW w:type="dxa" w:w="9648"/>
+            <w:shd w:val="clear" w:fill="FDF8EF"/>
+          </w:tcPr>
+          <w:p>
+            <w:pPr>
+              <w:spacing w:after="60"/>
+            </w:pPr>
+            <w:r>
+              <w:rPr>
+                <w:rFonts w:ascii="Calibri" w:hAnsi="Calibri"/>
+                <w:b/>
+                <w:color w:val="8A6410"/>
+                <w:sz w:val="19"/>
+              </w:rPr>
+              <w:t>THE SAME PERSON, TWO DIFFERENT AUDIENCES</w:t>
+            </w:r>
+          </w:p>
+          <w:p>
+            <w:pPr>
+              <w:spacing w:after="40"/>
+            </w:pPr>
+            <w:r>
+              <w:rPr>
+                <w:rFonts w:ascii="Consolas" w:hAnsi="Consolas"/>
+                <w:b w:val="0"/>
+                <w:color w:val="1C1F23"/>
+                <w:sz w:val="19"/>
+              </w:rPr>
+              <w:t>phd student           472,677  -&gt;  Students</w:t>
+            </w:r>
+          </w:p>
+          <w:p>
+            <w:pPr>
+              <w:spacing w:after="40"/>
+            </w:pPr>
+            <w:r>
+              <w:rPr>
+                <w:rFonts w:ascii="Consolas" w:hAnsi="Consolas"/>
+                <w:b w:val="0"/>
+                <w:color w:val="1C1F23"/>
+                <w:sz w:val="19"/>
+              </w:rPr>
+              <w:t>phd candidate         184,217  -&gt;  Students</w:t>
+            </w:r>
+          </w:p>
+          <w:p>
+            <w:pPr>
+              <w:spacing w:after="40"/>
+            </w:pPr>
+            <w:r>
+              <w:rPr>
+                <w:rFonts w:ascii="Consolas" w:hAnsi="Consolas"/>
+                <w:b w:val="0"/>
+                <w:color w:val="1C1F23"/>
+                <w:sz w:val="19"/>
+              </w:rPr>
+              <w:t>doctoral researcher    42,231  -&gt;  Researcher</w:t>
+            </w:r>
+          </w:p>
+          <w:p>
+            <w:pPr>
+              <w:spacing w:after="40"/>
+            </w:pPr>
+            <w:r>
+              <w:rPr>
+                <w:rFonts w:ascii="Consolas" w:hAnsi="Consolas"/>
+                <w:b w:val="0"/>
+                <w:color w:val="1C1F23"/>
+                <w:sz w:val="19"/>
+              </w:rPr>
+              <w:t>postgraduate researcher 5,427  -&gt;  Researcher</w:t>
+            </w:r>
+          </w:p>
+          <w:p>
+            <w:pPr>
+              <w:spacing w:after="40"/>
+            </w:pPr>
+          </w:p>
+          <w:p>
+            <w:pPr>
+              <w:spacing w:after="40"/>
+            </w:pPr>
+            <w:r>
+              <w:rPr>
+                <w:rFonts w:ascii="Calibri" w:hAnsi="Calibri"/>
+                <w:b w:val="0"/>
+                <w:color w:val="464B52"/>
+                <w:sz w:val="20"/>
+              </w:rPr>
+              <w:t xml:space="preserve">All four are doctoral students. The role library lists them as </w:t>
+            </w:r>
+            <w:r>
+              <w:rPr>
+                <w:rFonts w:ascii="Calibri" w:hAnsi="Calibri"/>
+                <w:b/>
+                <w:color w:val="464B52"/>
+                <w:sz w:val="20"/>
+              </w:rPr>
+              <w:t>one job</w:t>
+            </w:r>
+            <w:r>
+              <w:rPr>
+                <w:rFonts w:ascii="Calibri" w:hAnsi="Calibri"/>
+                <w:b w:val="0"/>
+                <w:color w:val="464B52"/>
+                <w:sz w:val="20"/>
+              </w:rPr>
+              <w:t>.</w:t>
+            </w:r>
+          </w:p>
+          <w:p>
+            <w:pPr>
+              <w:spacing w:after="40"/>
+            </w:pPr>
+          </w:p>
+          <w:p>
+            <w:pPr>
+              <w:spacing w:after="40"/>
+            </w:pPr>
+            <w:r>
+              <w:rPr>
+                <w:rFonts w:ascii="Calibri" w:hAnsi="Calibri"/>
+                <w:b w:val="0"/>
+                <w:color w:val="464B52"/>
+                <w:sz w:val="20"/>
+              </w:rPr>
+              <w:t>They are split because of a decision you already made: *if they research, they go in the Researcher audience, doctoral student or not*. Somebody who describes themselves as a doctoral researcher is telling us they research.</w:t>
+            </w:r>
+          </w:p>
+          <w:p>
+            <w:pPr>
+              <w:spacing w:after="40"/>
+            </w:pPr>
+          </w:p>
+          <w:p>
+            <w:pPr>
+              <w:spacing w:after="40"/>
+            </w:pPr>
+            <w:r>
+              <w:rPr>
+                <w:rFonts w:ascii="Calibri" w:hAnsi="Calibri"/>
+                <w:b/>
+                <w:color w:val="464B52"/>
+                <w:sz w:val="20"/>
+              </w:rPr>
+              <w:t>The consequence:</w:t>
+            </w:r>
+            <w:r>
+              <w:rPr>
+                <w:rFonts w:ascii="Calibri" w:hAnsi="Calibri"/>
+                <w:b w:val="0"/>
+                <w:color w:val="464B52"/>
+                <w:sz w:val="20"/>
+              </w:rPr>
+              <w:t xml:space="preserve"> the Students audience will not contain every doctoral student. About 48,000 records' worth describe themselves in research terms and sit in Researcher instead. Some people will be in both.</w:t>
+            </w:r>
+          </w:p>
+        </w:tc>
+      </w:tr>
+    </w:tbl>
+    <w:p>
+      <w:pPr>
+        <w:spacing w:after="40"/>
+      </w:pPr>
+    </w:p>
+    <w:p>
+      <w:pPr>
+        <w:spacing w:after="120"/>
+      </w:pPr>
+      <w:r>
+        <w:rPr>
+          <w:rFonts w:ascii="Calibri" w:hAnsi="Calibri"/>
+          <w:b w:val="0"/>
+          <w:i w:val="0"/>
+          <w:color w:val="464B52"/>
+          <w:sz w:val="21"/>
+        </w:rPr>
+        <w:t>Nothing needs changing. We are flagging it so that nobody later reports the Students audience as undercounting — it is working as decided.</w:t>
       </w:r>
     </w:p>
     <w:p>

--- a/orcid_role_identifier/docs/ORCID-Questions-for-Marketing.docx
+++ b/orcid_role_identifier/docs/ORCID-Questions-for-Marketing.docx
@@ -1546,11 +1546,20 @@
             <w:r>
               <w:rPr>
                 <w:rFonts w:ascii="Calibri" w:hAnsi="Calibri"/>
+                <w:b/>
+                <w:color w:val="464B52"/>
+                <w:sz w:val="17"/>
+              </w:rPr>
+              <w:t>High</w:t>
+            </w:r>
+            <w:r>
+              <w:rPr>
+                <w:rFonts w:ascii="Calibri" w:hAnsi="Calibri"/>
                 <w:b w:val="0"/>
                 <w:color w:val="464B52"/>
                 <w:sz w:val="17"/>
               </w:rPr>
-              <w:t>Low</w:t>
+              <w:t xml:space="preserve"> — now externally evidenced</w:t>
             </w:r>
           </w:p>
         </w:tc>
@@ -6536,8 +6545,199 @@
           <w:color w:val="464B52"/>
           <w:sz w:val="21"/>
         </w:rPr>
-        <w:t>A title belongs to exactly one profession today. That is a design choice and it has a measurable cost.</w:t>
+        <w:t xml:space="preserve">A title belongs to exactly one profession today. That is a design choice and it has a measurable cost. </w:t>
       </w:r>
+      <w:r>
+        <w:rPr>
+          <w:rFonts w:ascii="Calibri" w:hAnsi="Calibri"/>
+          <w:b/>
+          <w:i w:val="0"/>
+          <w:color w:val="464B52"/>
+          <w:sz w:val="21"/>
+        </w:rPr>
+        <w:t>This moved from low priority to high on 30 October, when an outside source measured the cost for the first time.</w:t>
+      </w:r>
+    </w:p>
+    <w:tbl>
+      <w:tblPr>
+        <w:tblW w:type="auto" w:w="0"/>
+        <w:jc w:val="left"/>
+        <w:tblLook w:firstColumn="1" w:firstRow="1" w:lastColumn="0" w:lastRow="0" w:noHBand="0" w:noVBand="1" w:val="04A0"/>
+        <w:tblBorders>
+          <w:top w:val="none" w:sz="0"/>
+          <w:left w:val="none" w:sz="0"/>
+          <w:bottom w:val="none" w:sz="0"/>
+          <w:right w:val="none" w:sz="0"/>
+          <w:insideH w:val="none" w:sz="0"/>
+          <w:insideV w:val="none" w:sz="0"/>
+        </w:tblBorders>
+      </w:tblPr>
+      <w:tblGrid>
+        <w:gridCol w:w="9648"/>
+      </w:tblGrid>
+      <w:tr>
+        <w:tc>
+          <w:tcPr>
+            <w:tcW w:type="dxa" w:w="9648"/>
+            <w:shd w:val="clear" w:fill="FBF1EF"/>
+          </w:tcPr>
+          <w:p>
+            <w:pPr>
+              <w:spacing w:after="60"/>
+            </w:pPr>
+            <w:r>
+              <w:rPr>
+                <w:rFonts w:ascii="Calibri" w:hAnsi="Calibri"/>
+                <w:b/>
+                <w:color w:val="9B3B2F"/>
+                <w:sz w:val="19"/>
+              </w:rPr>
+              <w:t>WHAT THE SURVEY DATA SHOWED</w:t>
+            </w:r>
+          </w:p>
+          <w:p>
+            <w:pPr>
+              <w:spacing w:after="40"/>
+            </w:pPr>
+            <w:r>
+              <w:rPr>
+                <w:rFonts w:ascii="Calibri" w:hAnsi="Calibri"/>
+                <w:b w:val="0"/>
+                <w:color w:val="464B52"/>
+                <w:sz w:val="20"/>
+              </w:rPr>
+              <w:t>We compared our answer against 290,000 people who had picked their own job title in a Market Intelligence survey. Overall we agreed 81.8% of the time, against a ceiling of 88.9% — which is how often the same person agrees with their OWN earlier answer.</w:t>
+            </w:r>
+          </w:p>
+          <w:p>
+            <w:pPr>
+              <w:spacing w:after="40"/>
+            </w:pPr>
+          </w:p>
+          <w:p>
+            <w:pPr>
+              <w:spacing w:after="40"/>
+            </w:pPr>
+            <w:r>
+              <w:rPr>
+                <w:rFonts w:ascii="Calibri" w:hAnsi="Calibri"/>
+                <w:b w:val="0"/>
+                <w:color w:val="464B52"/>
+                <w:sz w:val="20"/>
+              </w:rPr>
+              <w:t>Two audiences scored far below that, and the cause is the same in both:</w:t>
+            </w:r>
+          </w:p>
+          <w:p>
+            <w:pPr>
+              <w:spacing w:after="40"/>
+            </w:pPr>
+          </w:p>
+          <w:p>
+            <w:pPr>
+              <w:spacing w:after="40"/>
+            </w:pPr>
+            <w:r>
+              <w:rPr>
+                <w:rFonts w:ascii="Consolas" w:hAnsi="Consolas"/>
+                <w:b w:val="0"/>
+                <w:color w:val="1C1F23"/>
+                <w:sz w:val="19"/>
+              </w:rPr>
+              <w:t>4,210  said "research scientist"   we said lecturer</w:t>
+            </w:r>
+          </w:p>
+          <w:p>
+            <w:pPr>
+              <w:spacing w:after="40"/>
+            </w:pPr>
+            <w:r>
+              <w:rPr>
+                <w:rFonts w:ascii="Consolas" w:hAnsi="Consolas"/>
+                <w:b w:val="0"/>
+                <w:color w:val="1C1F23"/>
+                <w:sz w:val="19"/>
+              </w:rPr>
+              <w:t xml:space="preserve">  654  said "head of department"   we said lecturer</w:t>
+            </w:r>
+          </w:p>
+          <w:p>
+            <w:pPr>
+              <w:spacing w:after="40"/>
+            </w:pPr>
+            <w:r>
+              <w:rPr>
+                <w:rFonts w:ascii="Consolas" w:hAnsi="Consolas"/>
+                <w:b w:val="0"/>
+                <w:color w:val="1C1F23"/>
+                <w:sz w:val="19"/>
+              </w:rPr>
+              <w:t>2,602  said "PhD student"          we said lecturer</w:t>
+            </w:r>
+          </w:p>
+          <w:p>
+            <w:pPr>
+              <w:spacing w:after="40"/>
+            </w:pPr>
+          </w:p>
+          <w:p>
+            <w:pPr>
+              <w:spacing w:after="40"/>
+            </w:pPr>
+            <w:r>
+              <w:rPr>
+                <w:rFonts w:ascii="Calibri" w:hAnsi="Calibri"/>
+                <w:b w:val="0"/>
+                <w:color w:val="464B52"/>
+                <w:sz w:val="20"/>
+              </w:rPr>
+              <w:t xml:space="preserve">Every one of them has </w:t>
+            </w:r>
+            <w:r>
+              <w:rPr>
+                <w:rFonts w:ascii="Calibri" w:hAnsi="Calibri"/>
+                <w:b/>
+                <w:color w:val="464B52"/>
+                <w:sz w:val="20"/>
+              </w:rPr>
+              <w:t>Professor</w:t>
+            </w:r>
+            <w:r>
+              <w:rPr>
+                <w:rFonts w:ascii="Calibri" w:hAnsi="Calibri"/>
+                <w:b w:val="0"/>
+                <w:color w:val="464B52"/>
+                <w:sz w:val="20"/>
+              </w:rPr>
+              <w:t xml:space="preserve"> recorded as their job title in ORCID, and a title can belong to only one profession in our system. So a professor who runs a research group is in Lecturer and not in Researcher; a professor who heads a department is in Lecturer and not in Head of Faculty.</w:t>
+            </w:r>
+          </w:p>
+          <w:p>
+            <w:pPr>
+              <w:spacing w:after="40"/>
+            </w:pPr>
+          </w:p>
+          <w:p>
+            <w:pPr>
+              <w:spacing w:after="40"/>
+            </w:pPr>
+            <w:r>
+              <w:rPr>
+                <w:rFonts w:ascii="Calibri" w:hAnsi="Calibri"/>
+                <w:b w:val="0"/>
+                <w:color w:val="464B52"/>
+                <w:sz w:val="20"/>
+              </w:rPr>
+              <w:t>The Researcher audience scored 69.9% and Head of Faculty 20%, and this rule is the largest single reason for both.</w:t>
+            </w:r>
+          </w:p>
+        </w:tc>
+      </w:tr>
+    </w:tbl>
+    <w:p>
+      <w:pPr>
+        <w:spacing w:after="40"/>
+      </w:pPr>
     </w:p>
     <w:tbl>
       <w:tblPr>

--- a/orcid_role_identifier/docs/ORCID-Questions-for-Marketing.docx
+++ b/orcid_role_identifier/docs/ORCID-Questions-for-Marketing.docx
@@ -1512,7 +1512,7 @@
                 <w:color w:val="464B52"/>
                 <w:sz w:val="17"/>
               </w:rPr>
-              <w:t>463,603 records</w:t>
+              <w:t>78,000 records</w:t>
             </w:r>
           </w:p>
         </w:tc>
@@ -1527,11 +1527,20 @@
             <w:r>
               <w:rPr>
                 <w:rFonts w:ascii="Calibri" w:hAnsi="Calibri"/>
+                <w:b/>
+                <w:color w:val="464B52"/>
+                <w:sz w:val="17"/>
+              </w:rPr>
+              <w:t>DECIDED — no.</w:t>
+            </w:r>
+            <w:r>
+              <w:rPr>
+                <w:rFonts w:ascii="Calibri" w:hAnsi="Calibri"/>
                 <w:b w:val="0"/>
                 <w:color w:val="464B52"/>
                 <w:sz w:val="17"/>
               </w:rPr>
-              <w:t>No (design change)</w:t>
+              <w:t xml:space="preserve"> Please confirm</w:t>
             </w:r>
           </w:p>
         </w:tc>
@@ -1546,20 +1555,11 @@
             <w:r>
               <w:rPr>
                 <w:rFonts w:ascii="Calibri" w:hAnsi="Calibri"/>
-                <w:b/>
-                <w:color w:val="464B52"/>
-                <w:sz w:val="17"/>
-              </w:rPr>
-              <w:t>High</w:t>
-            </w:r>
-            <w:r>
-              <w:rPr>
-                <w:rFonts w:ascii="Calibri" w:hAnsi="Calibri"/>
                 <w:b w:val="0"/>
                 <w:color w:val="464B52"/>
                 <w:sz w:val="17"/>
               </w:rPr>
-              <w:t xml:space="preserve"> — now externally evidenced</w:t>
+              <w:t>Confirm</w:t>
             </w:r>
           </w:p>
         </w:tc>
@@ -6530,7 +6530,7 @@
           <w:color w:val="1F6F6A"/>
           <w:sz w:val="25"/>
         </w:rPr>
-        <w:t>7.1  Should a job title be allowed in two professions?  (463,603 records)</w:t>
+        <w:t>7.1  A title stays in ONE profession — DECIDED 30 October, please confirm</w:t>
       </w:r>
     </w:p>
     <w:p>
@@ -6545,7 +6545,7 @@
           <w:color w:val="464B52"/>
           <w:sz w:val="21"/>
         </w:rPr>
-        <w:t xml:space="preserve">A title belongs to exactly one profession today. That is a design choice and it has a measurable cost. </w:t>
+        <w:t xml:space="preserve">A title belongs to exactly one profession today. Some people write both jobs into one title, and we have to choose. </w:t>
       </w:r>
       <w:r>
         <w:rPr>
@@ -6555,7 +6555,258 @@
           <w:color w:val="464B52"/>
           <w:sz w:val="21"/>
         </w:rPr>
-        <w:t>This moved from low priority to high on 30 October, when an outside source measured the cost for the first time.</w:t>
+        <w:t>We decided on 30 October to leave them where they are, and we would like you to confirm it.</w:t>
+      </w:r>
+    </w:p>
+    <w:tbl>
+      <w:tblPr>
+        <w:tblStyle w:val="TableGrid"/>
+        <w:tblW w:type="auto" w:w="0"/>
+        <w:jc w:val="left"/>
+        <w:tblLook w:firstColumn="1" w:firstRow="1" w:lastColumn="0" w:lastRow="0" w:noHBand="0" w:noVBand="1" w:val="04A0"/>
+      </w:tblPr>
+      <w:tblGrid>
+        <w:gridCol w:w="3216"/>
+        <w:gridCol w:w="3216"/>
+        <w:gridCol w:w="3216"/>
+      </w:tblGrid>
+      <w:tr>
+        <w:tc>
+          <w:tcPr>
+            <w:tcW w:type="dxa" w:w="5184"/>
+            <w:shd w:val="clear" w:fill="1C1F23"/>
+          </w:tcPr>
+          <w:p>
+            <w:pPr>
+              <w:spacing w:after="20"/>
+            </w:pPr>
+            <w:r>
+              <w:rPr>
+                <w:rFonts w:ascii="Calibri" w:hAnsi="Calibri"/>
+                <w:b/>
+                <w:color w:val="FFFFFF"/>
+                <w:sz w:val="17"/>
+              </w:rPr>
+              <w:t>What the person wrote</w:t>
+            </w:r>
+          </w:p>
+        </w:tc>
+        <w:tc>
+          <w:tcPr>
+            <w:tcW w:type="dxa" w:w="1296"/>
+            <w:shd w:val="clear" w:fill="1C1F23"/>
+          </w:tcPr>
+          <w:p>
+            <w:pPr>
+              <w:spacing w:after="20"/>
+            </w:pPr>
+            <w:r>
+              <w:rPr>
+                <w:rFonts w:ascii="Calibri" w:hAnsi="Calibri"/>
+                <w:b/>
+                <w:color w:val="FFFFFF"/>
+                <w:sz w:val="17"/>
+              </w:rPr>
+              <w:t>Records</w:t>
+            </w:r>
+          </w:p>
+        </w:tc>
+        <w:tc>
+          <w:tcPr>
+            <w:tcW w:type="dxa" w:w="2736"/>
+            <w:shd w:val="clear" w:fill="1C1F23"/>
+          </w:tcPr>
+          <w:p>
+            <w:pPr>
+              <w:spacing w:after="20"/>
+            </w:pPr>
+            <w:r>
+              <w:rPr>
+                <w:rFonts w:ascii="Calibri" w:hAnsi="Calibri"/>
+                <w:b/>
+                <w:color w:val="FFFFFF"/>
+                <w:sz w:val="17"/>
+              </w:rPr>
+              <w:t>Our decision</w:t>
+            </w:r>
+          </w:p>
+        </w:tc>
+      </w:tr>
+      <w:tr>
+        <w:tc>
+          <w:tcPr>
+            <w:tcW w:type="dxa" w:w="5184"/>
+          </w:tcPr>
+          <w:p>
+            <w:pPr>
+              <w:spacing w:after="20"/>
+            </w:pPr>
+            <w:r>
+              <w:rPr>
+                <w:rFonts w:ascii="Calibri" w:hAnsi="Calibri"/>
+                <w:b w:val="0"/>
+                <w:color w:val="464B52"/>
+                <w:sz w:val="19"/>
+              </w:rPr>
+              <w:t>Teaching AND research — *lecturer and researcher*, *teaching and research*, *assistant professor research*</w:t>
+            </w:r>
+          </w:p>
+        </w:tc>
+        <w:tc>
+          <w:tcPr>
+            <w:tcW w:type="dxa" w:w="1296"/>
+          </w:tcPr>
+          <w:p>
+            <w:pPr>
+              <w:spacing w:after="20"/>
+            </w:pPr>
+            <w:r>
+              <w:rPr>
+                <w:rFonts w:ascii="Calibri" w:hAnsi="Calibri"/>
+                <w:b/>
+                <w:color w:val="464B52"/>
+                <w:sz w:val="19"/>
+              </w:rPr>
+              <w:t>~47,000</w:t>
+            </w:r>
+          </w:p>
+        </w:tc>
+        <w:tc>
+          <w:tcPr>
+            <w:tcW w:type="dxa" w:w="2736"/>
+          </w:tcPr>
+          <w:p>
+            <w:pPr>
+              <w:spacing w:after="20"/>
+            </w:pPr>
+            <w:r>
+              <w:rPr>
+                <w:rFonts w:ascii="Calibri" w:hAnsi="Calibri"/>
+                <w:b/>
+                <w:color w:val="464B52"/>
+                <w:sz w:val="19"/>
+              </w:rPr>
+              <w:t>Stay in Lecturer</w:t>
+            </w:r>
+          </w:p>
+        </w:tc>
+      </w:tr>
+      <w:tr>
+        <w:tc>
+          <w:tcPr>
+            <w:tcW w:type="dxa" w:w="5184"/>
+            <w:shd w:val="clear" w:fill="F7F7F6"/>
+          </w:tcPr>
+          <w:p>
+            <w:pPr>
+              <w:spacing w:after="20"/>
+            </w:pPr>
+            <w:r>
+              <w:rPr>
+                <w:rFonts w:ascii="Calibri" w:hAnsi="Calibri"/>
+                <w:b w:val="0"/>
+                <w:color w:val="464B52"/>
+                <w:sz w:val="19"/>
+              </w:rPr>
+              <w:t>Teaching AND leadership — *professor and chair*, *professor and head*, *professor and dean*</w:t>
+            </w:r>
+          </w:p>
+        </w:tc>
+        <w:tc>
+          <w:tcPr>
+            <w:tcW w:type="dxa" w:w="1296"/>
+            <w:shd w:val="clear" w:fill="F7F7F6"/>
+          </w:tcPr>
+          <w:p>
+            <w:pPr>
+              <w:spacing w:after="20"/>
+            </w:pPr>
+            <w:r>
+              <w:rPr>
+                <w:rFonts w:ascii="Calibri" w:hAnsi="Calibri"/>
+                <w:b/>
+                <w:color w:val="464B52"/>
+                <w:sz w:val="19"/>
+              </w:rPr>
+              <w:t>~31,000</w:t>
+            </w:r>
+          </w:p>
+        </w:tc>
+        <w:tc>
+          <w:tcPr>
+            <w:tcW w:type="dxa" w:w="2736"/>
+            <w:shd w:val="clear" w:fill="F7F7F6"/>
+          </w:tcPr>
+          <w:p>
+            <w:pPr>
+              <w:spacing w:after="20"/>
+            </w:pPr>
+            <w:r>
+              <w:rPr>
+                <w:rFonts w:ascii="Calibri" w:hAnsi="Calibri"/>
+                <w:b/>
+                <w:color w:val="464B52"/>
+                <w:sz w:val="19"/>
+              </w:rPr>
+              <w:t>Stay in Lecturer</w:t>
+            </w:r>
+          </w:p>
+        </w:tc>
+      </w:tr>
+    </w:tbl>
+    <w:p>
+      <w:pPr>
+        <w:spacing w:after="40"/>
+      </w:pPr>
+    </w:p>
+    <w:p>
+      <w:pPr>
+        <w:spacing w:after="120"/>
+      </w:pPr>
+      <w:r>
+        <w:rPr>
+          <w:rFonts w:ascii="Calibri" w:hAnsi="Calibri"/>
+          <w:b/>
+          <w:i w:val="0"/>
+          <w:color w:val="464B52"/>
+          <w:sz w:val="21"/>
+        </w:rPr>
+        <w:t>Why.</w:t>
+      </w:r>
+      <w:r>
+        <w:rPr>
+          <w:rFonts w:ascii="Calibri" w:hAnsi="Calibri"/>
+          <w:b w:val="0"/>
+          <w:i w:val="0"/>
+          <w:color w:val="464B52"/>
+          <w:sz w:val="21"/>
+        </w:rPr>
+        <w:t xml:space="preserve"> Letting one title carry two professions is a change to how the system is built, not a setting. 78,000 records is not enough to justify it, and in both cases Lecturer is a defensible home: these people do teach.</w:t>
+      </w:r>
+    </w:p>
+    <w:p>
+      <w:pPr>
+        <w:spacing w:after="120"/>
+      </w:pPr>
+      <w:r>
+        <w:rPr>
+          <w:rFonts w:ascii="Calibri" w:hAnsi="Calibri"/>
+          <w:b/>
+          <w:i w:val="0"/>
+          <w:color w:val="464B52"/>
+          <w:sz w:val="21"/>
+        </w:rPr>
+        <w:t>What it costs you.</w:t>
+      </w:r>
+      <w:r>
+        <w:rPr>
+          <w:rFonts w:ascii="Calibri" w:hAnsi="Calibri"/>
+          <w:b w:val="0"/>
+          <w:i w:val="0"/>
+          <w:color w:val="464B52"/>
+          <w:sz w:val="21"/>
+        </w:rPr>
+        <w:t xml:space="preserve"> A professor who also runs a research group is in the Lecturer audience and not in Researcher. A professor who also heads a department is in Lecturer and not in Head of Faculty. If either of those matters for a campaign, tell us and we will reopen it.</w:t>
       </w:r>
     </w:p>
     <w:tbl>
@@ -6909,6 +7160,302 @@
       <w:pPr>
         <w:spacing w:after="40"/>
       </w:pPr>
+    </w:p>
+    <w:p>
+      <w:pPr>
+        <w:keepNext/>
+        <w:spacing w:before="280" w:after="80"/>
+      </w:pPr>
+      <w:r>
+        <w:rPr>
+          <w:rFonts w:ascii="Calibri" w:hAnsi="Calibri"/>
+          <w:b/>
+          <w:color w:val="1F6F6A"/>
+          <w:sz w:val="25"/>
+        </w:rPr>
+        <w:t>7.1a  NEW — and one part of it is NOT settled</w:t>
+      </w:r>
+    </w:p>
+    <w:p>
+      <w:pPr>
+        <w:spacing w:after="120"/>
+      </w:pPr>
+      <w:r>
+        <w:rPr>
+          <w:rFonts w:ascii="Calibri" w:hAnsi="Calibri"/>
+          <w:b w:val="0"/>
+          <w:i w:val="0"/>
+          <w:color w:val="464B52"/>
+          <w:sz w:val="21"/>
+        </w:rPr>
+        <w:t xml:space="preserve">Measured the same day. Those compound titles are currently split between the teaching group and the leadership group </w:t>
+      </w:r>
+      <w:r>
+        <w:rPr>
+          <w:rFonts w:ascii="Calibri" w:hAnsi="Calibri"/>
+          <w:b/>
+          <w:i w:val="0"/>
+          <w:color w:val="464B52"/>
+          <w:sz w:val="21"/>
+        </w:rPr>
+        <w:t>by word order</w:t>
+      </w:r>
+      <w:r>
+        <w:rPr>
+          <w:rFonts w:ascii="Calibri" w:hAnsi="Calibri"/>
+          <w:b w:val="0"/>
+          <w:i w:val="0"/>
+          <w:color w:val="464B52"/>
+          <w:sz w:val="21"/>
+        </w:rPr>
+        <w:t>, which cannot be defended whichever way you answer.</w:t>
+      </w:r>
+    </w:p>
+    <w:tbl>
+      <w:tblPr>
+        <w:tblW w:type="auto" w:w="0"/>
+        <w:jc w:val="left"/>
+        <w:tblLook w:firstColumn="1" w:firstRow="1" w:lastColumn="0" w:lastRow="0" w:noHBand="0" w:noVBand="1" w:val="04A0"/>
+        <w:tblBorders>
+          <w:top w:val="none" w:sz="0"/>
+          <w:left w:val="none" w:sz="0"/>
+          <w:bottom w:val="none" w:sz="0"/>
+          <w:right w:val="none" w:sz="0"/>
+          <w:insideH w:val="none" w:sz="0"/>
+          <w:insideV w:val="none" w:sz="0"/>
+        </w:tblBorders>
+      </w:tblPr>
+      <w:tblGrid>
+        <w:gridCol w:w="9648"/>
+      </w:tblGrid>
+      <w:tr>
+        <w:tc>
+          <w:tcPr>
+            <w:tcW w:type="dxa" w:w="9648"/>
+            <w:shd w:val="clear" w:fill="F2F6F5"/>
+          </w:tcPr>
+          <w:p>
+            <w:pPr>
+              <w:spacing w:after="60"/>
+            </w:pPr>
+            <w:r>
+              <w:rPr>
+                <w:rFonts w:ascii="Calibri" w:hAnsi="Calibri"/>
+                <w:b/>
+                <w:color w:val="1F6F6A"/>
+                <w:sz w:val="19"/>
+              </w:rPr>
+              <w:t>THE SAME TWO WORDS, FOUR DIFFERENT ANSWERS</w:t>
+            </w:r>
+          </w:p>
+          <w:p>
+            <w:pPr>
+              <w:spacing w:after="40"/>
+            </w:pPr>
+            <w:r>
+              <w:rPr>
+                <w:rFonts w:ascii="Consolas" w:hAnsi="Consolas"/>
+                <w:b w:val="0"/>
+                <w:color w:val="1C1F23"/>
+                <w:sz w:val="19"/>
+              </w:rPr>
+              <w:t>professor and director   4,601  -&gt;  Head of Faculty</w:t>
+            </w:r>
+          </w:p>
+          <w:p>
+            <w:pPr>
+              <w:spacing w:after="40"/>
+            </w:pPr>
+            <w:r>
+              <w:rPr>
+                <w:rFonts w:ascii="Consolas" w:hAnsi="Consolas"/>
+                <w:b w:val="0"/>
+                <w:color w:val="1C1F23"/>
+                <w:sz w:val="19"/>
+              </w:rPr>
+              <w:t>professor &amp; director     2,185  -&gt;  Lecturer</w:t>
+            </w:r>
+          </w:p>
+          <w:p>
+            <w:pPr>
+              <w:spacing w:after="40"/>
+            </w:pPr>
+            <w:r>
+              <w:rPr>
+                <w:rFonts w:ascii="Consolas" w:hAnsi="Consolas"/>
+                <w:b w:val="0"/>
+                <w:color w:val="1C1F23"/>
+                <w:sz w:val="19"/>
+              </w:rPr>
+              <w:t>professor director       2,140  -&gt;  Lecturer</w:t>
+            </w:r>
+          </w:p>
+          <w:p>
+            <w:pPr>
+              <w:spacing w:after="40"/>
+            </w:pPr>
+            <w:r>
+              <w:rPr>
+                <w:rFonts w:ascii="Consolas" w:hAnsi="Consolas"/>
+                <w:b w:val="0"/>
+                <w:color w:val="1C1F23"/>
+                <w:sz w:val="19"/>
+              </w:rPr>
+              <w:t>director professor       1,110  -&gt;  Head of Faculty</w:t>
+            </w:r>
+          </w:p>
+          <w:p>
+            <w:pPr>
+              <w:spacing w:after="40"/>
+            </w:pPr>
+            <w:r>
+              <w:rPr>
+                <w:rFonts w:ascii="Consolas" w:hAnsi="Consolas"/>
+                <w:b w:val="0"/>
+                <w:color w:val="1C1F23"/>
+                <w:sz w:val="19"/>
+              </w:rPr>
+              <w:t>director/professor       2,033  -&gt;  Head of Faculty</w:t>
+            </w:r>
+          </w:p>
+          <w:p>
+            <w:pPr>
+              <w:spacing w:after="40"/>
+            </w:pPr>
+            <w:r>
+              <w:rPr>
+                <w:rFonts w:ascii="Consolas" w:hAnsi="Consolas"/>
+                <w:b w:val="0"/>
+                <w:color w:val="1C1F23"/>
+                <w:sz w:val="19"/>
+              </w:rPr>
+              <w:t>professor/director       1,256  -&gt;  Lecturer</w:t>
+            </w:r>
+          </w:p>
+          <w:p>
+            <w:pPr>
+              <w:spacing w:after="40"/>
+            </w:pPr>
+          </w:p>
+          <w:p>
+            <w:pPr>
+              <w:spacing w:after="40"/>
+            </w:pPr>
+            <w:r>
+              <w:rPr>
+                <w:rFonts w:ascii="Calibri" w:hAnsi="Calibri"/>
+                <w:b w:val="0"/>
+                <w:color w:val="464B52"/>
+                <w:sz w:val="20"/>
+              </w:rPr>
+              <w:t xml:space="preserve">The only thing separating them is the separator and the order. About </w:t>
+            </w:r>
+            <w:r>
+              <w:rPr>
+                <w:rFonts w:ascii="Calibri" w:hAnsi="Calibri"/>
+                <w:b/>
+                <w:color w:val="464B52"/>
+                <w:sz w:val="20"/>
+              </w:rPr>
+              <w:t>68,000 records</w:t>
+            </w:r>
+            <w:r>
+              <w:rPr>
+                <w:rFonts w:ascii="Calibri" w:hAnsi="Calibri"/>
+                <w:b w:val="0"/>
+                <w:color w:val="464B52"/>
+                <w:sz w:val="20"/>
+              </w:rPr>
+              <w:t xml:space="preserve"> in total: 44,000 currently in Lecturer, 24,000 in Head of Faculty.</w:t>
+            </w:r>
+          </w:p>
+        </w:tc>
+      </w:tr>
+    </w:tbl>
+    <w:p>
+      <w:pPr>
+        <w:spacing w:after="40"/>
+      </w:pPr>
+    </w:p>
+    <w:p>
+      <w:pPr>
+        <w:spacing w:after="120"/>
+      </w:pPr>
+      <w:r>
+        <w:rPr>
+          <w:rFonts w:ascii="Calibri" w:hAnsi="Calibri"/>
+          <w:b w:val="0"/>
+          <w:i w:val="0"/>
+          <w:color w:val="464B52"/>
+          <w:sz w:val="21"/>
+        </w:rPr>
+        <w:t xml:space="preserve">One rule has to cover all of them, and it costs something either way. Sending them all to </w:t>
+      </w:r>
+      <w:r>
+        <w:rPr>
+          <w:rFonts w:ascii="Calibri" w:hAnsi="Calibri"/>
+          <w:b/>
+          <w:i w:val="0"/>
+          <w:color w:val="464B52"/>
+          <w:sz w:val="21"/>
+        </w:rPr>
+        <w:t>Lecturer</w:t>
+      </w:r>
+      <w:r>
+        <w:rPr>
+          <w:rFonts w:ascii="Calibri" w:hAnsi="Calibri"/>
+          <w:b w:val="0"/>
+          <w:i w:val="0"/>
+          <w:color w:val="464B52"/>
+          <w:sz w:val="21"/>
+        </w:rPr>
+        <w:t xml:space="preserve"> removes 24,000 records from Head of Faculty, which is already our weakest audience. Sending them all to </w:t>
+      </w:r>
+      <w:r>
+        <w:rPr>
+          <w:rFonts w:ascii="Calibri" w:hAnsi="Calibri"/>
+          <w:b/>
+          <w:i w:val="0"/>
+          <w:color w:val="464B52"/>
+          <w:sz w:val="21"/>
+        </w:rPr>
+        <w:t>Head of Faculty</w:t>
+      </w:r>
+      <w:r>
+        <w:rPr>
+          <w:rFonts w:ascii="Calibri" w:hAnsi="Calibri"/>
+          <w:b w:val="0"/>
+          <w:i w:val="0"/>
+          <w:color w:val="464B52"/>
+          <w:sz w:val="21"/>
+        </w:rPr>
+        <w:t xml:space="preserve"> removes 44,000 from Lecturer — 0.4% of a group of twelve million.</w:t>
+      </w:r>
+    </w:p>
+    <w:p>
+      <w:pPr>
+        <w:spacing w:after="120"/>
+      </w:pPr>
+      <w:r>
+        <w:rPr>
+          <w:rFonts w:ascii="Calibri" w:hAnsi="Calibri"/>
+          <w:b/>
+          <w:i w:val="0"/>
+          <w:color w:val="464B52"/>
+          <w:sz w:val="21"/>
+        </w:rPr>
+        <w:t>Our recommendation is Head of Faculty</w:t>
+      </w:r>
+      <w:r>
+        <w:rPr>
+          <w:rFonts w:ascii="Calibri" w:hAnsi="Calibri"/>
+          <w:b w:val="0"/>
+          <w:i w:val="0"/>
+          <w:color w:val="464B52"/>
+          <w:sz w:val="21"/>
+        </w:rPr>
+        <w:t>, because Lecturer is large enough not to notice and Head of Faculty is small, precise and currently missing people whose title literally says they head something. But the question is which audience you would rather reach them in.</w:t>
+      </w:r>
     </w:p>
     <w:p>
       <w:pPr>
@@ -7625,6 +8172,77 @@
                 <w:sz w:val="17"/>
               </w:rPr>
               <w:t>29 Oct</w:t>
+            </w:r>
+          </w:p>
+        </w:tc>
+      </w:tr>
+      <w:tr>
+        <w:tc>
+          <w:tcPr>
+            <w:tcW w:type="dxa" w:w="4320"/>
+            <w:shd w:val="clear" w:fill="F7F7F6"/>
+          </w:tcPr>
+          <w:p>
+            <w:pPr>
+              <w:spacing w:after="20"/>
+            </w:pPr>
+            <w:r>
+              <w:rPr>
+                <w:rFonts w:ascii="Calibri" w:hAnsi="Calibri"/>
+                <w:b w:val="0"/>
+                <w:color w:val="464B52"/>
+                <w:sz w:val="17"/>
+              </w:rPr>
+              <w:t>Should a title that names two jobs count as both? (78,000 records)</w:t>
+            </w:r>
+          </w:p>
+        </w:tc>
+        <w:tc>
+          <w:tcPr>
+            <w:tcW w:type="dxa" w:w="3312"/>
+            <w:shd w:val="clear" w:fill="F7F7F6"/>
+          </w:tcPr>
+          <w:p>
+            <w:pPr>
+              <w:spacing w:after="20"/>
+            </w:pPr>
+            <w:r>
+              <w:rPr>
+                <w:rFonts w:ascii="Calibri" w:hAnsi="Calibri"/>
+                <w:b/>
+                <w:color w:val="464B52"/>
+                <w:sz w:val="17"/>
+              </w:rPr>
+              <w:t>No.</w:t>
+            </w:r>
+            <w:r>
+              <w:rPr>
+                <w:rFonts w:ascii="Calibri" w:hAnsi="Calibri"/>
+                <w:b w:val="0"/>
+                <w:color w:val="464B52"/>
+                <w:sz w:val="17"/>
+              </w:rPr>
+              <w:t xml:space="preserve"> They stay in Lecturer. See 7.1 — please confirm.</w:t>
+            </w:r>
+          </w:p>
+        </w:tc>
+        <w:tc>
+          <w:tcPr>
+            <w:tcW w:type="dxa" w:w="1296"/>
+            <w:shd w:val="clear" w:fill="F7F7F6"/>
+          </w:tcPr>
+          <w:p>
+            <w:pPr>
+              <w:spacing w:after="20"/>
+            </w:pPr>
+            <w:r>
+              <w:rPr>
+                <w:rFonts w:ascii="Calibri" w:hAnsi="Calibri"/>
+                <w:b w:val="0"/>
+                <w:color w:val="464B52"/>
+                <w:sz w:val="17"/>
+              </w:rPr>
+              <w:t>30 Oct</w:t>
             </w:r>
           </w:p>
         </w:tc>
